--- a/ACT/ACT.164.docx
+++ b/ACT/ACT.164.docx
@@ -192,7 +192,7 @@
           <w:i w:val="0"/>
           <w:sz w:val="24"/>
         </w:rPr>
-        <w:t>SECTION 2. ВНЕСЕНИЕ ПРАВКИ В ЗАКОН «О ГОСУДАРСТВЕННОЙ ТАЙНЕ ШТАТА SAN-ANDREAS»</w:t>
+        <w:t>SECTION 2. ВНЕСЕНИЕ ПРАВКИ В ЗАКОН «О ГОСУДАРСТВЕННОЙ ТАЙНЕ В ШТАТЕ SAN-ANDREAS»</w:t>
       </w:r>
     </w:p>
     <w:tbl>
@@ -582,7 +582,7 @@
                 <w:color w:val="007A00"/>
                 <w:sz w:val="20"/>
               </w:rPr>
-              <w:t>ж) персональные данные, составляющие охраняемую законом тайну, в объёме, установленном законом штата San-Andreas «О конфиденциальности»;</w:t>
+              <w:t>ж) персональные данные, доступ к которым ограничен законодательством штата San-Andreas;</w:t>
             </w:r>
             <w:r>
               <w:br/>

--- a/ACT/ACT.164.docx
+++ b/ACT/ACT.164.docx
@@ -59,7 +59,7 @@
           <w:i w:val="0"/>
           <w:sz w:val="24"/>
         </w:rPr>
-        <w:t>____________, 2026</w:t>
+        <w:t>MARCH 00, 2026</w:t>
       </w:r>
     </w:p>
     <w:p>
